--- a/docs/word/02_System_Design_Document.docx
+++ b/docs/word/02_System_Design_Document.docx
@@ -646,7 +646,7 @@
               <w:rPr>
                 <w:sz w:val="18"/>
               </w:rPr>
-              <w:t>Usable one-handed</w:t>
+              <w:t>Compact, consistent UI</w:t>
             </w:r>
           </w:p>
         </w:tc>
@@ -662,7 +662,7 @@
               <w:rPr>
                 <w:sz w:val="18"/>
               </w:rPr>
-              <w:t>Screen-relative large controls; collapsible side menu that never squeezes the tiles.</w:t>
+              <w:t>Screen-relative compact controls from dimension tokens; collapsible side menu that never reflows the content.</w:t>
             </w:r>
           </w:p>
         </w:tc>
@@ -3237,7 +3237,7 @@
               <w:rPr>
                 <w:sz w:val="18"/>
               </w:rPr>
-              <w:t>Largest size in [0.45 p, 1.15 p] whose layout fits; bisection to 0.25 px; clip and flag overflow</w:t>
+              <w:t>Largest size in [0.45 p, 1.15 p] whose layout fits; bisection to 0.25 px; overflow at the minimum size is flagged, not clipped</w:t>
             </w:r>
           </w:p>
         </w:tc>
@@ -3544,7 +3544,7 @@
     <w:p>
       <w:r>
         <w:rPr/>
-        <w:t>All control sizes come from dimension tokens. values/dimens.xml holds phone values and values-sw600dp/dimens.xml tablet values, so every control grows with the screen class. On Home the column is match_parent inside a ScrollView with fillViewport, and the two tile rows have weight 1, so the tiles share whatever height is left; on short screens their minimum height wins and the column scrolls.</w:t>
+        <w:t>All control sizes come from dimension tokens. values/dimens.xml holds phone values and values-sw600dp/dimens.xml tablet values, so every control grows with the screen class. Sizes are compact (halved from the first draft at the user's request). Material buttons have their default 6 dp insets and 48 dp minimum removed so the 30 dp height applies. Home tiles wrap to their content; the column scrolls on short screens. Several touch targets are below the 48 dp accessibility guideline (KI-07).</w:t>
       </w:r>
     </w:p>
     <w:p>
@@ -3680,7 +3680,7 @@
               <w:rPr>
                 <w:sz w:val="17"/>
               </w:rPr>
-              <w:t>60 dp / 18 sp</w:t>
+              <w:t>30 dp / 12 sp</w:t>
             </w:r>
           </w:p>
         </w:tc>
@@ -3696,7 +3696,7 @@
               <w:rPr>
                 <w:sz w:val="17"/>
               </w:rPr>
-              <w:t>72 dp / 22 sp</w:t>
+              <w:t>36 dp / 14 sp</w:t>
             </w:r>
           </w:p>
         </w:tc>
@@ -3749,7 +3749,7 @@
               <w:rPr>
                 <w:sz w:val="17"/>
               </w:rPr>
-              <w:t>56 dp</w:t>
+              <w:t>28 dp</w:t>
             </w:r>
           </w:p>
         </w:tc>
@@ -3765,7 +3765,7 @@
               <w:rPr>
                 <w:sz w:val="17"/>
               </w:rPr>
-              <w:t>64 dp</w:t>
+              <w:t>32 dp</w:t>
             </w:r>
           </w:p>
         </w:tc>
@@ -3818,7 +3818,7 @@
               <w:rPr>
                 <w:sz w:val="17"/>
               </w:rPr>
-              <w:t>48 dp</w:t>
+              <w:t>24 dp</w:t>
             </w:r>
           </w:p>
         </w:tc>
@@ -3834,7 +3834,7 @@
               <w:rPr>
                 <w:sz w:val="17"/>
               </w:rPr>
-              <w:t>56 dp</w:t>
+              <w:t>28 dp</w:t>
             </w:r>
           </w:p>
         </w:tc>
@@ -3887,7 +3887,7 @@
               <w:rPr>
                 <w:sz w:val="17"/>
               </w:rPr>
-              <w:t>88 dp</w:t>
+              <w:t>44 dp</w:t>
             </w:r>
           </w:p>
         </w:tc>
@@ -3903,7 +3903,7 @@
               <w:rPr>
                 <w:sz w:val="17"/>
               </w:rPr>
-              <w:t>108 dp</w:t>
+              <w:t>54 dp</w:t>
             </w:r>
           </w:p>
         </w:tc>
@@ -3956,7 +3956,7 @@
               <w:rPr>
                 <w:sz w:val="17"/>
               </w:rPr>
-              <w:t>64 dp</w:t>
+              <w:t>32 dp</w:t>
             </w:r>
           </w:p>
         </w:tc>
@@ -3972,7 +3972,7 @@
               <w:rPr>
                 <w:sz w:val="17"/>
               </w:rPr>
-              <w:t>76 dp</w:t>
+              <w:t>38 dp</w:t>
             </w:r>
           </w:p>
         </w:tc>
@@ -4025,7 +4025,7 @@
               <w:rPr>
                 <w:sz w:val="17"/>
               </w:rPr>
-              <w:t>140 dp / 44 dp / 20 sp</w:t>
+              <w:t>70 dp / 22 dp / 14 sp</w:t>
             </w:r>
           </w:p>
         </w:tc>
@@ -4041,7 +4041,7 @@
               <w:rPr>
                 <w:sz w:val="17"/>
               </w:rPr>
-              <w:t>200 dp / 64 dp / 28 sp</w:t>
+              <w:t>100 dp / 32 dp / 16 sp</w:t>
             </w:r>
           </w:p>
         </w:tc>
@@ -4094,7 +4094,7 @@
               <w:rPr>
                 <w:sz w:val="17"/>
               </w:rPr>
-              <w:t>64 dp</w:t>
+              <w:t>56 dp</w:t>
             </w:r>
           </w:p>
         </w:tc>
@@ -4110,7 +4110,7 @@
               <w:rPr>
                 <w:sz w:val="17"/>
               </w:rPr>
-              <w:t>72 dp</w:t>
+              <w:t>64 dp</w:t>
             </w:r>
           </w:p>
         </w:tc>
@@ -4163,7 +4163,7 @@
               <w:rPr>
                 <w:sz w:val="17"/>
               </w:rPr>
-              <w:t>80 / 208 dp</w:t>
+              <w:t>40 / 104 dp</w:t>
             </w:r>
           </w:p>
         </w:tc>
@@ -4179,7 +4179,7 @@
               <w:rPr>
                 <w:sz w:val="17"/>
               </w:rPr>
-              <w:t>104 / 280 dp</w:t>
+              <w:t>52 / 140 dp</w:t>
             </w:r>
           </w:p>
         </w:tc>
@@ -4232,7 +4232,7 @@
               <w:rPr>
                 <w:sz w:val="17"/>
               </w:rPr>
-              <w:t>64 dp / 30 dp / 16 sp</w:t>
+              <w:t>32 dp / 15 dp / 12 sp</w:t>
             </w:r>
           </w:p>
         </w:tc>
@@ -4248,7 +4248,7 @@
               <w:rPr>
                 <w:sz w:val="17"/>
               </w:rPr>
-              <w:t>80 dp / 38 dp / 20 sp</w:t>
+              <w:t>40 dp / 19 dp / 14 sp</w:t>
             </w:r>
           </w:p>
         </w:tc>
@@ -4400,7 +4400,7 @@
       </w:pPr>
       <w:r>
         <w:rPr/>
-        <w:t>Why overlay: expanding by pushing would leave about 50 dp for each tile on a 360 dp phone, contradicting FR-22.</w:t>
+        <w:t>Why overlay: opening the menu never reflows or narrows the home content, and it can be dismissed by tapping anywhere outside it.</w:t>
       </w:r>
     </w:p>
     <w:p>
@@ -5915,7 +5915,7 @@
               <w:rPr>
                 <w:sz w:val="17"/>
               </w:rPr>
-              <w:t>Tiles keep their size on phones; Home is never covered at launch</w:t>
+              <w:t>Content never reflows; Home is never covered at launch</w:t>
             </w:r>
           </w:p>
         </w:tc>
@@ -5952,7 +5952,7 @@
               <w:rPr>
                 <w:sz w:val="17"/>
               </w:rPr>
-              <w:t>Dimension tokens + sw600dp</w:t>
+              <w:t>Compact dimension tokens + sw600dp</w:t>
             </w:r>
           </w:p>
         </w:tc>
@@ -5968,7 +5968,7 @@
               <w:rPr>
                 <w:sz w:val="17"/>
               </w:rPr>
-              <w:t>Runtime computation of sizes</w:t>
+              <w:t>Runtime computation; 48 dp minimum targets</w:t>
             </w:r>
           </w:p>
         </w:tc>
@@ -5984,7 +5984,7 @@
               <w:rPr>
                 <w:sz w:val="17"/>
               </w:rPr>
-              <w:t>Declarative, previewable, standard Android practice</w:t>
+              <w:t>Declarative and previewable; compact look requested; accessibility trade-off recorded (KI-07)</w:t>
             </w:r>
           </w:p>
         </w:tc>
@@ -6863,7 +6863,7 @@
               <w:rPr>
                 <w:sz w:val="17"/>
               </w:rPr>
-              <w:t>FR-22 Large, screen-relative controls</w:t>
+              <w:t>FR-22 Compact, screen-relative controls</w:t>
             </w:r>
           </w:p>
         </w:tc>
@@ -7434,7 +7434,7 @@
               <w:rPr>
                 <w:sz w:val="18"/>
               </w:rPr>
-              <w:t>KI-06</w:t>
+              <w:t>KI-07</w:t>
             </w:r>
           </w:p>
         </w:tc>
@@ -7450,7 +7450,7 @@
               <w:rPr>
                 <w:sz w:val="18"/>
               </w:rPr>
-              <w:t>Build verification</w:t>
+              <w:t>Accessibility</w:t>
             </w:r>
           </w:p>
         </w:tc>
@@ -7466,7 +7466,76 @@
               <w:rPr>
                 <w:sz w:val="18"/>
               </w:rPr>
-              <w:t>The UI changes (large controls, collapsible menu) and the rendering change have not yet been compiled or run on a device in this revision.</w:t>
+              <w:t>The compact sizes put several touch targets (24-32 dp icon buttons, 30 dp buttons, 32 dp side-menu items) below Android's 48 dp guideline.</w:t>
+            </w:r>
+          </w:p>
+        </w:tc>
+        <w:tc>
+          <w:tcPr>
+            <w:tcW w:type="dxa" w:w="2438"/>
+          </w:tcPr>
+          <w:p>
+            <w:pPr>
+              <w:spacing w:after="20" w:line="252" w:lineRule="auto"/>
+            </w:pPr>
+            <w:r>
+              <w:rPr>
+                <w:sz w:val="18"/>
+              </w:rPr>
+              <w:t>Deliberate, per the compact-UI request; raise the tokens in dimens.xml if accessibility takes priority.</w:t>
+            </w:r>
+          </w:p>
+        </w:tc>
+      </w:tr>
+      <w:tr>
+        <w:trPr>
+          <w:cantSplit w:val="true"/>
+        </w:trPr>
+        <w:tc>
+          <w:tcPr>
+            <w:tcW w:type="dxa" w:w="907"/>
+          </w:tcPr>
+          <w:p>
+            <w:pPr>
+              <w:spacing w:after="20" w:line="252" w:lineRule="auto"/>
+            </w:pPr>
+            <w:r>
+              <w:rPr>
+                <w:sz w:val="18"/>
+              </w:rPr>
+              <w:t>KI-06</w:t>
+            </w:r>
+          </w:p>
+        </w:tc>
+        <w:tc>
+          <w:tcPr>
+            <w:tcW w:type="dxa" w:w="1587"/>
+          </w:tcPr>
+          <w:p>
+            <w:pPr>
+              <w:spacing w:after="20" w:line="252" w:lineRule="auto"/>
+            </w:pPr>
+            <w:r>
+              <w:rPr>
+                <w:sz w:val="18"/>
+              </w:rPr>
+              <w:t>Build verification</w:t>
+            </w:r>
+          </w:p>
+        </w:tc>
+        <w:tc>
+          <w:tcPr>
+            <w:tcW w:type="dxa" w:w="4309"/>
+          </w:tcPr>
+          <w:p>
+            <w:pPr>
+              <w:spacing w:after="20" w:line="252" w:lineRule="auto"/>
+            </w:pPr>
+            <w:r>
+              <w:rPr>
+                <w:sz w:val="18"/>
+              </w:rPr>
+              <w:t>The UI changes (compact controls, collapsible menu) and the rendering change have not yet been compiled or run on a device in this revision.</w:t>
             </w:r>
           </w:p>
         </w:tc>
